--- a/data/revised_2026-10_full/outputs/v2/Physics/SS4.1_Greenhouse_Effect_and_Climate_Change/Physics_Greenhouse_Effect_and_Climate_Change_FinalExplanation_TeacherKey.docx
+++ b/data/revised_2026-10_full/outputs/v2/Physics/SS4.1_Greenhouse_Effect_and_Climate_Change/Physics_Greenhouse_Effect_and_Climate_Change_FinalExplanation_TeacherKey.docx
@@ -1872,7 +1872,7 @@
         </w:rPr>
         <w:t xml:space="preserve">© 2026 SeaVuria and ARES. This work is licensed under a </w:t>
       </w:r>
-      <w:hyperlink w:history="1" r:id="rIdcxr9ma7dkrf3yn0h_g5fj">
+      <w:hyperlink w:history="1" r:id="rIdmmo5whqcutxkak3yudgkr">
         <w:r>
           <w:rPr>
             <w:rFonts w:ascii="Arial" w:cs="Arial" w:eastAsia="Arial" w:hAnsi="Arial"/>
@@ -1892,7 +1892,7 @@
         </w:rPr>
         <w:t xml:space="preserve"> (</w:t>
       </w:r>
-      <w:hyperlink w:history="1" r:id="rIdq9cvkykihsmd7vgnzxbrt">
+      <w:hyperlink w:history="1" r:id="rIdclohnt46vseqhmjk68j0c">
         <w:r>
           <w:rPr>
             <w:rFonts w:ascii="Arial" w:cs="Arial" w:eastAsia="Arial" w:hAnsi="Arial"/>
@@ -1912,7 +1912,7 @@
         </w:rPr>
         <w:t xml:space="preserve">). To view a copy of this license, visit </w:t>
       </w:r>
-      <w:hyperlink w:history="1" r:id="rIdj8hlrqglqg0qu_oecowcx">
+      <w:hyperlink w:history="1" r:id="rIdtjlztap-1nte7yo_jpm2o">
         <w:r>
           <w:rPr>
             <w:rFonts w:ascii="Arial" w:cs="Arial" w:eastAsia="Arial" w:hAnsi="Arial"/>
